--- a/templates/SEMINAR.docx
+++ b/templates/SEMINAR.docx
@@ -20,10 +20,10 @@
               <wp:anchor distT="0" distB="0" distL="114300" distR="114300" simplePos="0" relativeHeight="251661312" behindDoc="0" locked="0" layoutInCell="1" allowOverlap="1">
                 <wp:simplePos x="0" y="0"/>
                 <wp:positionH relativeFrom="column">
-                  <wp:posOffset>-390525</wp:posOffset>
+                  <wp:posOffset>-292735</wp:posOffset>
                 </wp:positionH>
                 <wp:positionV relativeFrom="paragraph">
-                  <wp:posOffset>200025</wp:posOffset>
+                  <wp:posOffset>140970</wp:posOffset>
                 </wp:positionV>
                 <wp:extent cx="6781800" cy="10763250"/>
                 <wp:effectExtent l="19050" t="19050" r="38100" b="38100"/>
@@ -63,7 +63,7 @@
           </mc:Choice>
           <mc:Fallback>
             <w:pict>
-              <v:rect id="Rectangle 140" o:spid="_x0000_s1026" o:spt="1" style="position:absolute;left:0pt;margin-left:-30.75pt;margin-top:15.75pt;height:847.5pt;width:534pt;z-index:251661312;mso-width-relative:page;mso-height-relative:page;" filled="f" stroked="t" coordsize="21600,21600" o:gfxdata="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">
+              <v:rect id="Rectangle 140" o:spid="_x0000_s1026" o:spt="1" style="position:absolute;left:0pt;margin-left:-23.05pt;margin-top:11.1pt;height:847.5pt;width:534pt;z-index:251661312;mso-width-relative:page;mso-height-relative:page;" filled="f" stroked="t" coordsize="21600,21600" o:gfxdata="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">
                 <v:fill on="f" focussize="0,0"/>
                 <v:stroke weight="4.5pt" color="#000000" linestyle="thickThin" miterlimit="8" joinstyle="miter"/>
                 <v:imagedata o:title=""/>
@@ -458,7 +458,7 @@
           </mc:Choice>
           <mc:Fallback>
             <w:pict>
-              <v:shape id="_x0000_s1026" o:spid="_x0000_s1026" o:spt="202" type="#_x0000_t202" style="position:absolute;left:0pt;margin-left:323.25pt;margin-top:12.15pt;height:21.75pt;width:144pt;z-index:251667456;mso-width-relative:page;mso-height-relative:page;" filled="f" stroked="f" coordsize="21600,21600" o:gfxdata="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">
+              <v:shape id="_x0000_s1026" o:spid="_x0000_s1026" o:spt="202" type="#_x0000_t202" style="position:absolute;left:0pt;margin-left:323.25pt;margin-top:12.15pt;height:21.75pt;width:144pt;z-index:251667456;mso-width-relative:page;mso-height-relative:page;" filled="f" stroked="f" coordsize="21600,21600" o:gfxdata="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">
                 <v:fill on="f" focussize="0,0"/>
                 <v:stroke on="f" weight="0.5pt"/>
                 <v:imagedata o:title=""/>
@@ -523,7 +523,7 @@
           <w:szCs w:val="32"/>
           <w:u w:val="single"/>
         </w:rPr>
-        <w:t xml:space="preserve">R10-COFD-          </w:t>
+        <w:t xml:space="preserve">R10-COFD          </w:t>
       </w:r>
       <w:r>
         <w:rPr>
@@ -648,8 +648,6 @@
         </w:rPr>
         <w:t>C E R T I F I C A T I O N</w:t>
       </w:r>
-      <w:bookmarkStart w:id="0" w:name="_GoBack"/>
-      <w:bookmarkEnd w:id="0"/>
     </w:p>
     <w:p>
       <w:pPr>
@@ -751,7 +749,7 @@
                   <wp:posOffset>252095</wp:posOffset>
                 </wp:positionH>
                 <wp:positionV relativeFrom="paragraph">
-                  <wp:posOffset>139065</wp:posOffset>
+                  <wp:posOffset>110490</wp:posOffset>
                 </wp:positionV>
                 <wp:extent cx="6114415" cy="342900"/>
                 <wp:effectExtent l="0" t="0" r="0" b="0"/>
@@ -801,8 +799,8 @@
                                 <w:b/>
                                 <w:bCs/>
                                 <w:color w:val="000000"/>
-                                <w:sz w:val="18"/>
-                                <w:szCs w:val="18"/>
+                                <w:sz w:val="22"/>
+                                <w:szCs w:val="22"/>
                                 <w:lang w:val="en-US"/>
                               </w:rPr>
                             </w:pPr>
@@ -812,8 +810,8 @@
                                 <w:b/>
                                 <w:bCs/>
                                 <w:color w:val="000000"/>
-                                <w:sz w:val="18"/>
-                                <w:szCs w:val="18"/>
+                                <w:sz w:val="22"/>
+                                <w:szCs w:val="22"/>
                                 <w:lang w:val="en-US"/>
                               </w:rPr>
                               <w:t>{NAME_OF_BUILDING}</w:t>
@@ -832,7 +830,7 @@
           </mc:Choice>
           <mc:Fallback>
             <w:pict>
-              <v:shape id="_x0000_s1026" o:spid="_x0000_s1026" o:spt="202" type="#_x0000_t202" style="position:absolute;left:0pt;margin-left:19.85pt;margin-top:10.95pt;height:27pt;width:481.45pt;z-index:251675648;mso-width-relative:page;mso-height-relative:page;" filled="f" stroked="f" coordsize="21600,21600" o:gfxdata="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">
+              <v:shape id="_x0000_s1026" o:spid="_x0000_s1026" o:spt="202" type="#_x0000_t202" style="position:absolute;left:0pt;margin-left:19.85pt;margin-top:8.7pt;height:27pt;width:481.45pt;z-index:251675648;mso-width-relative:page;mso-height-relative:page;" filled="f" stroked="f" coordsize="21600,21600" o:gfxdata="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">
                 <v:fill on="f" focussize="0,0"/>
                 <v:stroke on="f" weight="0.5pt"/>
                 <v:imagedata o:title=""/>
@@ -848,8 +846,8 @@
                           <w:b/>
                           <w:bCs/>
                           <w:color w:val="000000"/>
-                          <w:sz w:val="18"/>
-                          <w:szCs w:val="18"/>
+                          <w:sz w:val="22"/>
+                          <w:szCs w:val="22"/>
                           <w:lang w:val="en-US"/>
                         </w:rPr>
                       </w:pPr>
@@ -859,8 +857,8 @@
                           <w:b/>
                           <w:bCs/>
                           <w:color w:val="000000"/>
-                          <w:sz w:val="18"/>
-                          <w:szCs w:val="18"/>
+                          <w:sz w:val="22"/>
+                          <w:szCs w:val="22"/>
                           <w:lang w:val="en-US"/>
                         </w:rPr>
                         <w:t>{NAME_OF_BUILDING}</w:t>
@@ -1012,10 +1010,10 @@
               <wp:anchor distT="0" distB="0" distL="114300" distR="114300" simplePos="0" relativeHeight="251668480" behindDoc="0" locked="0" layoutInCell="1" allowOverlap="1">
                 <wp:simplePos x="0" y="0"/>
                 <wp:positionH relativeFrom="column">
-                  <wp:posOffset>2552065</wp:posOffset>
+                  <wp:posOffset>2513965</wp:posOffset>
                 </wp:positionH>
                 <wp:positionV relativeFrom="paragraph">
-                  <wp:posOffset>61595</wp:posOffset>
+                  <wp:posOffset>109220</wp:posOffset>
                 </wp:positionV>
                 <wp:extent cx="3514725" cy="276225"/>
                 <wp:effectExtent l="0" t="0" r="0" b="0"/>
@@ -1061,13 +1059,17 @@
                               <w:spacing w:after="0" w:line="240" w:lineRule="auto"/>
                               <w:jc w:val="center"/>
                               <w:rPr>
-                                <w:rFonts w:hint="default"/>
+                                <w:rFonts w:hint="default" w:ascii="Arial" w:hAnsi="Arial" w:cs="Arial"/>
+                                <w:sz w:val="22"/>
+                                <w:szCs w:val="22"/>
                                 <w:lang w:val="en-US"/>
                               </w:rPr>
                             </w:pPr>
                             <w:r>
                               <w:rPr>
-                                <w:rFonts w:hint="default"/>
+                                <w:rFonts w:hint="default" w:ascii="Arial" w:hAnsi="Arial" w:cs="Arial"/>
+                                <w:sz w:val="22"/>
+                                <w:szCs w:val="22"/>
                                 <w:lang w:val="en-US"/>
                               </w:rPr>
                               <w:t>{ADDRESS</w:t>
@@ -1086,7 +1088,7 @@
           </mc:Choice>
           <mc:Fallback>
             <w:pict>
-              <v:shape id="_x0000_s1026" o:spid="_x0000_s1026" o:spt="202" type="#_x0000_t202" style="position:absolute;left:0pt;margin-left:200.95pt;margin-top:4.85pt;height:21.75pt;width:276.75pt;z-index:251668480;mso-width-relative:page;mso-height-relative:page;" filled="f" stroked="f" coordsize="21600,21600" o:gfxdata="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">
+              <v:shape id="_x0000_s1026" o:spid="_x0000_s1026" o:spt="202" type="#_x0000_t202" style="position:absolute;left:0pt;margin-left:197.95pt;margin-top:8.6pt;height:21.75pt;width:276.75pt;z-index:251668480;mso-width-relative:page;mso-height-relative:page;" filled="f" stroked="f" coordsize="21600,21600" o:gfxdata="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">
                 <v:fill on="f" focussize="0,0"/>
                 <v:stroke on="f" weight="0.5pt"/>
                 <v:imagedata o:title=""/>
@@ -1098,13 +1100,17 @@
                         <w:spacing w:after="0" w:line="240" w:lineRule="auto"/>
                         <w:jc w:val="center"/>
                         <w:rPr>
-                          <w:rFonts w:hint="default"/>
+                          <w:rFonts w:hint="default" w:ascii="Arial" w:hAnsi="Arial" w:cs="Arial"/>
+                          <w:sz w:val="22"/>
+                          <w:szCs w:val="22"/>
                           <w:lang w:val="en-US"/>
                         </w:rPr>
                       </w:pPr>
                       <w:r>
                         <w:rPr>
-                          <w:rFonts w:hint="default"/>
+                          <w:rFonts w:hint="default" w:ascii="Arial" w:hAnsi="Arial" w:cs="Arial"/>
+                          <w:sz w:val="22"/>
+                          <w:szCs w:val="22"/>
                           <w:lang w:val="en-US"/>
                         </w:rPr>
                         <w:t>{ADDRESS</w:t>
@@ -1247,69 +1253,6 @@
       </w:pPr>
       <w:r>
         <w:rPr>
-          <w:rFonts w:ascii="Arial" w:hAnsi="Arial" w:cs="Arial"/>
-          <w:i/>
-          <w:sz w:val="18"/>
-          <w:szCs w:val="18"/>
-        </w:rPr>
-        <w:t xml:space="preserve">                             (Date) </w:t>
-      </w:r>
-      <w:r>
-        <w:rPr>
-          <w:rFonts w:ascii="Arial" w:hAnsi="Arial" w:cs="Arial"/>
-          <w:i/>
-          <w:sz w:val="18"/>
-          <w:szCs w:val="18"/>
-        </w:rPr>
-        <w:tab/>
-      </w:r>
-      <w:r>
-        <w:rPr>
-          <w:rFonts w:ascii="Arial" w:hAnsi="Arial" w:cs="Arial"/>
-          <w:i/>
-          <w:sz w:val="18"/>
-          <w:szCs w:val="18"/>
-        </w:rPr>
-        <w:tab/>
-      </w:r>
-      <w:r>
-        <w:rPr>
-          <w:rFonts w:ascii="Arial" w:hAnsi="Arial" w:cs="Arial"/>
-          <w:i/>
-          <w:sz w:val="18"/>
-          <w:szCs w:val="18"/>
-        </w:rPr>
-        <w:tab/>
-      </w:r>
-      <w:r>
-        <w:rPr>
-          <w:rFonts w:ascii="Arial" w:hAnsi="Arial" w:cs="Arial"/>
-          <w:i/>
-          <w:sz w:val="18"/>
-          <w:szCs w:val="18"/>
-        </w:rPr>
-        <w:tab/>
-      </w:r>
-      <w:r>
-        <w:rPr>
-          <w:rFonts w:ascii="Arial" w:hAnsi="Arial" w:cs="Arial"/>
-          <w:i/>
-          <w:sz w:val="18"/>
-          <w:szCs w:val="18"/>
-        </w:rPr>
-        <w:tab/>
-      </w:r>
-      <w:r>
-        <w:rPr>
-          <w:rFonts w:ascii="Arial" w:hAnsi="Arial" w:cs="Arial"/>
-          <w:i/>
-          <w:sz w:val="18"/>
-          <w:szCs w:val="18"/>
-        </w:rPr>
-        <w:t xml:space="preserve">                          (Address)</w:t>
-      </w:r>
-      <w:r>
-        <w:rPr>
           <w:rFonts w:ascii="Times New Roman" w:hAnsi="Times New Roman" w:cs="Times New Roman"/>
           <w:sz w:val="24"/>
           <w:szCs w:val="24"/>
@@ -1323,7 +1266,7 @@
                   <wp:posOffset>628650</wp:posOffset>
                 </wp:positionH>
                 <wp:positionV relativeFrom="paragraph">
-                  <wp:posOffset>85090</wp:posOffset>
+                  <wp:posOffset>56515</wp:posOffset>
                 </wp:positionV>
                 <wp:extent cx="5276850" cy="276225"/>
                 <wp:effectExtent l="0" t="0" r="0" b="0"/>
@@ -1369,13 +1312,13 @@
                               <w:spacing w:after="0" w:line="240" w:lineRule="auto"/>
                               <w:jc w:val="center"/>
                               <w:rPr>
-                                <w:rFonts w:hint="default"/>
+                                <w:rFonts w:hint="default" w:ascii="Arial" w:hAnsi="Arial" w:cs="Arial"/>
                                 <w:lang w:val="en-US"/>
                               </w:rPr>
                             </w:pPr>
                             <w:r>
                               <w:rPr>
-                                <w:rFonts w:hint="default"/>
+                                <w:rFonts w:hint="default" w:ascii="Arial" w:hAnsi="Arial" w:cs="Arial"/>
                                 <w:lang w:val="en-US"/>
                               </w:rPr>
                               <w:t>{OWNER}</w:t>
@@ -1384,6 +1327,9 @@
                           <w:p>
                             <w:pPr>
                               <w:spacing w:after="0" w:line="240" w:lineRule="auto"/>
+                              <w:rPr>
+                                <w:rFonts w:hint="default" w:ascii="Arial" w:hAnsi="Arial" w:cs="Arial"/>
+                              </w:rPr>
                             </w:pPr>
                           </w:p>
                         </w:txbxContent>
@@ -1399,7 +1345,7 @@
           </mc:Choice>
           <mc:Fallback>
             <w:pict>
-              <v:shape id="_x0000_s1026" o:spid="_x0000_s1026" o:spt="202" type="#_x0000_t202" style="position:absolute;left:0pt;margin-left:49.5pt;margin-top:6.7pt;height:21.75pt;width:415.5pt;z-index:251669504;mso-width-relative:page;mso-height-relative:page;" filled="f" stroked="f" coordsize="21600,21600" o:gfxdata="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">
+              <v:shape id="_x0000_s1026" o:spid="_x0000_s1026" o:spt="202" type="#_x0000_t202" style="position:absolute;left:0pt;margin-left:49.5pt;margin-top:4.45pt;height:21.75pt;width:415.5pt;z-index:251669504;mso-width-relative:page;mso-height-relative:page;" filled="f" stroked="f" coordsize="21600,21600" o:gfxdata="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">
                 <v:fill on="f" focussize="0,0"/>
                 <v:stroke on="f" weight="0.5pt"/>
                 <v:imagedata o:title=""/>
@@ -1411,13 +1357,13 @@
                         <w:spacing w:after="0" w:line="240" w:lineRule="auto"/>
                         <w:jc w:val="center"/>
                         <w:rPr>
-                          <w:rFonts w:hint="default"/>
+                          <w:rFonts w:hint="default" w:ascii="Arial" w:hAnsi="Arial" w:cs="Arial"/>
                           <w:lang w:val="en-US"/>
                         </w:rPr>
                       </w:pPr>
                       <w:r>
                         <w:rPr>
-                          <w:rFonts w:hint="default"/>
+                          <w:rFonts w:hint="default" w:ascii="Arial" w:hAnsi="Arial" w:cs="Arial"/>
                           <w:lang w:val="en-US"/>
                         </w:rPr>
                         <w:t>{OWNER}</w:t>
@@ -1426,6 +1372,9 @@
                     <w:p>
                       <w:pPr>
                         <w:spacing w:after="0" w:line="240" w:lineRule="auto"/>
+                        <w:rPr>
+                          <w:rFonts w:hint="default" w:ascii="Arial" w:hAnsi="Arial" w:cs="Arial"/>
+                        </w:rPr>
                       </w:pPr>
                     </w:p>
                   </w:txbxContent>
@@ -1435,72 +1384,14 @@
           </mc:Fallback>
         </mc:AlternateContent>
       </w:r>
-    </w:p>
-    <w:p>
-      <w:pPr>
-        <w:spacing w:after="0" w:line="240" w:lineRule="auto"/>
-        <w:jc w:val="both"/>
+      <w:r>
         <w:rPr>
           <w:rFonts w:ascii="Arial" w:hAnsi="Arial" w:cs="Arial"/>
           <w:i/>
           <w:sz w:val="18"/>
           <w:szCs w:val="18"/>
         </w:rPr>
-      </w:pPr>
-      <w:r>
-        <w:rPr>
-          <w:rFonts w:ascii="Arial" w:hAnsi="Arial" w:cs="Arial"/>
-        </w:rPr>
-        <w:t>owned by ____________________________________________________________________</w:t>
-      </w:r>
-      <w:r>
-        <w:rPr>
-          <w:rFonts w:ascii="Arial" w:hAnsi="Arial" w:cs="Arial"/>
-          <w:i/>
-        </w:rPr>
-        <w:t xml:space="preserve">                                                                                                                                                  </w:t>
-      </w:r>
-      <w:r>
-        <w:rPr>
-          <w:rFonts w:ascii="Arial" w:hAnsi="Arial" w:cs="Arial"/>
-          <w:i/>
-        </w:rPr>
-        <w:tab/>
-      </w:r>
-      <w:r>
-        <w:rPr>
-          <w:rFonts w:ascii="Arial" w:hAnsi="Arial" w:cs="Arial"/>
-          <w:i/>
-        </w:rPr>
-        <w:tab/>
-      </w:r>
-      <w:r>
-        <w:rPr>
-          <w:rFonts w:ascii="Arial" w:hAnsi="Arial" w:cs="Arial"/>
-          <w:i/>
-        </w:rPr>
-        <w:tab/>
-      </w:r>
-      <w:r>
-        <w:rPr>
-          <w:rFonts w:ascii="Arial" w:hAnsi="Arial" w:cs="Arial"/>
-          <w:i/>
-        </w:rPr>
-        <w:tab/>
-      </w:r>
-      <w:r>
-        <w:rPr>
-          <w:rFonts w:ascii="Arial" w:hAnsi="Arial" w:cs="Arial"/>
-          <w:i/>
-        </w:rPr>
-        <w:tab/>
-      </w:r>
-      <w:r>
-        <w:rPr>
-          <w:rFonts w:ascii="Arial" w:hAnsi="Arial" w:cs="Arial"/>
-          <w:i/>
-        </w:rPr>
-        <w:t xml:space="preserve">         </w:t>
+        <w:t xml:space="preserve">                             (Date) </w:t>
       </w:r>
       <w:r>
         <w:rPr>
@@ -1509,6 +1400,127 @@
           <w:sz w:val="18"/>
           <w:szCs w:val="18"/>
         </w:rPr>
+        <w:tab/>
+      </w:r>
+      <w:r>
+        <w:rPr>
+          <w:rFonts w:ascii="Arial" w:hAnsi="Arial" w:cs="Arial"/>
+          <w:i/>
+          <w:sz w:val="18"/>
+          <w:szCs w:val="18"/>
+        </w:rPr>
+        <w:tab/>
+      </w:r>
+      <w:r>
+        <w:rPr>
+          <w:rFonts w:ascii="Arial" w:hAnsi="Arial" w:cs="Arial"/>
+          <w:i/>
+          <w:sz w:val="18"/>
+          <w:szCs w:val="18"/>
+        </w:rPr>
+        <w:tab/>
+      </w:r>
+      <w:r>
+        <w:rPr>
+          <w:rFonts w:ascii="Arial" w:hAnsi="Arial" w:cs="Arial"/>
+          <w:i/>
+          <w:sz w:val="18"/>
+          <w:szCs w:val="18"/>
+        </w:rPr>
+        <w:tab/>
+      </w:r>
+      <w:r>
+        <w:rPr>
+          <w:rFonts w:ascii="Arial" w:hAnsi="Arial" w:cs="Arial"/>
+          <w:i/>
+          <w:sz w:val="18"/>
+          <w:szCs w:val="18"/>
+        </w:rPr>
+        <w:tab/>
+      </w:r>
+      <w:r>
+        <w:rPr>
+          <w:rFonts w:ascii="Arial" w:hAnsi="Arial" w:cs="Arial"/>
+          <w:i/>
+          <w:sz w:val="18"/>
+          <w:szCs w:val="18"/>
+        </w:rPr>
+        <w:t xml:space="preserve">                          (Address)</w:t>
+      </w:r>
+    </w:p>
+    <w:p>
+      <w:pPr>
+        <w:spacing w:after="0" w:line="240" w:lineRule="auto"/>
+        <w:jc w:val="both"/>
+        <w:rPr>
+          <w:rFonts w:ascii="Arial" w:hAnsi="Arial" w:cs="Arial"/>
+          <w:i/>
+          <w:sz w:val="18"/>
+          <w:szCs w:val="18"/>
+        </w:rPr>
+      </w:pPr>
+      <w:r>
+        <w:rPr>
+          <w:rFonts w:ascii="Arial" w:hAnsi="Arial" w:cs="Arial"/>
+        </w:rPr>
+        <w:t>owned by ____________________________________________________________________</w:t>
+      </w:r>
+      <w:r>
+        <w:rPr>
+          <w:rFonts w:ascii="Arial" w:hAnsi="Arial" w:cs="Arial"/>
+          <w:i/>
+        </w:rPr>
+        <w:t xml:space="preserve">                                                                                                                                                  </w:t>
+      </w:r>
+      <w:r>
+        <w:rPr>
+          <w:rFonts w:ascii="Arial" w:hAnsi="Arial" w:cs="Arial"/>
+          <w:i/>
+        </w:rPr>
+        <w:tab/>
+      </w:r>
+      <w:r>
+        <w:rPr>
+          <w:rFonts w:ascii="Arial" w:hAnsi="Arial" w:cs="Arial"/>
+          <w:i/>
+        </w:rPr>
+        <w:tab/>
+      </w:r>
+      <w:r>
+        <w:rPr>
+          <w:rFonts w:ascii="Arial" w:hAnsi="Arial" w:cs="Arial"/>
+          <w:i/>
+        </w:rPr>
+        <w:tab/>
+      </w:r>
+      <w:r>
+        <w:rPr>
+          <w:rFonts w:ascii="Arial" w:hAnsi="Arial" w:cs="Arial"/>
+          <w:i/>
+        </w:rPr>
+        <w:tab/>
+      </w:r>
+      <w:r>
+        <w:rPr>
+          <w:rFonts w:ascii="Arial" w:hAnsi="Arial" w:cs="Arial"/>
+          <w:i/>
+        </w:rPr>
+        <w:tab/>
+      </w:r>
+      <w:r>
+        <w:rPr>
+          <w:rFonts w:ascii="Arial" w:hAnsi="Arial" w:cs="Arial"/>
+          <w:i/>
+        </w:rPr>
+        <w:t xml:space="preserve">         </w:t>
+      </w:r>
+      <w:r>
+        <w:rPr>
+          <w:rFonts w:ascii="Arial" w:hAnsi="Arial" w:cs="Arial"/>
+          <w:i/>
+          <w:sz w:val="18"/>
+          <w:szCs w:val="18"/>
+        </w:rPr>
         <w:t>(Name of Owner/Company)</w:t>
       </w:r>
     </w:p>
@@ -1558,123 +1570,6 @@
           <w:szCs w:val="10"/>
         </w:rPr>
       </w:pPr>
-      <w:r>
-        <w:rPr>
-          <w:rFonts w:ascii="Times New Roman" w:hAnsi="Times New Roman" w:cs="Times New Roman"/>
-          <w:sz w:val="24"/>
-          <w:szCs w:val="24"/>
-        </w:rPr>
-        <mc:AlternateContent>
-          <mc:Choice Requires="wps">
-            <w:drawing>
-              <wp:anchor distT="0" distB="0" distL="114300" distR="114300" simplePos="0" relativeHeight="251671552" behindDoc="0" locked="0" layoutInCell="1" allowOverlap="1">
-                <wp:simplePos x="0" y="0"/>
-                <wp:positionH relativeFrom="column">
-                  <wp:posOffset>1285875</wp:posOffset>
-                </wp:positionH>
-                <wp:positionV relativeFrom="paragraph">
-                  <wp:posOffset>10795</wp:posOffset>
-                </wp:positionV>
-                <wp:extent cx="1224280" cy="276225"/>
-                <wp:effectExtent l="0" t="0" r="0" b="0"/>
-                <wp:wrapNone/>
-                <wp:docPr id="15" name="Text Box 15"/>
-                <wp:cNvGraphicFramePr/>
-                <a:graphic xmlns:a="http://schemas.openxmlformats.org/drawingml/2006/main">
-                  <a:graphicData uri="http://schemas.microsoft.com/office/word/2010/wordprocessingShape">
-                    <wps:wsp>
-                      <wps:cNvSpPr txBox="1"/>
-                      <wps:spPr>
-                        <a:xfrm>
-                          <a:off x="0" y="0"/>
-                          <a:ext cx="1224280" cy="276225"/>
-                        </a:xfrm>
-                        <a:prstGeom prst="rect">
-                          <a:avLst/>
-                        </a:prstGeom>
-                        <a:noFill/>
-                        <a:ln w="6350">
-                          <a:noFill/>
-                        </a:ln>
-                        <a:effectLst/>
-                      </wps:spPr>
-                      <wps:style>
-                        <a:lnRef idx="0">
-                          <a:schemeClr val="accent1"/>
-                        </a:lnRef>
-                        <a:fillRef idx="0">
-                          <a:schemeClr val="accent1"/>
-                        </a:fillRef>
-                        <a:effectRef idx="0">
-                          <a:schemeClr val="accent1"/>
-                        </a:effectRef>
-                        <a:fontRef idx="minor">
-                          <a:schemeClr val="dk1"/>
-                        </a:fontRef>
-                      </wps:style>
-                      <wps:txbx>
-                        <w:txbxContent>
-                          <w:p>
-                            <w:pPr>
-                              <w:spacing w:after="0" w:line="240" w:lineRule="auto"/>
-                              <w:jc w:val="center"/>
-                              <w:rPr>
-                                <w:rFonts w:hint="default"/>
-                                <w:lang w:val="en-US"/>
-                              </w:rPr>
-                            </w:pPr>
-                            <w:r>
-                              <w:rPr>
-                                <w:rFonts w:hint="default"/>
-                                <w:lang w:val="en-US"/>
-                              </w:rPr>
-                              <w:t>{ISSUED_MONTH}</w:t>
-                            </w:r>
-                          </w:p>
-                        </w:txbxContent>
-                      </wps:txbx>
-                      <wps:bodyPr rot="0" spcFirstLastPara="0" vertOverflow="overflow" horzOverflow="overflow" vert="horz" wrap="square" lIns="91440" tIns="45720" rIns="91440" bIns="45720" numCol="1" spcCol="0" rtlCol="0" fromWordArt="0" anchor="t" anchorCtr="0" forceAA="0" compatLnSpc="1">
-                        <a:noAutofit/>
-                      </wps:bodyPr>
-                    </wps:wsp>
-                  </a:graphicData>
-                </a:graphic>
-              </wp:anchor>
-            </w:drawing>
-          </mc:Choice>
-          <mc:Fallback>
-            <w:pict>
-              <v:shape id="_x0000_s1026" o:spid="_x0000_s1026" o:spt="202" type="#_x0000_t202" style="position:absolute;left:0pt;margin-left:101.25pt;margin-top:0.85pt;height:21.75pt;width:96.4pt;z-index:251671552;mso-width-relative:page;mso-height-relative:page;" filled="f" stroked="f" coordsize="21600,21600" o:gfxdata="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">
-                <v:fill on="f" focussize="0,0"/>
-                <v:stroke on="f" weight="0.5pt"/>
-                <v:imagedata o:title=""/>
-                <o:lock v:ext="edit" aspectratio="f"/>
-                <v:textbox>
-                  <w:txbxContent>
-                    <w:p>
-                      <w:pPr>
-                        <w:spacing w:after="0" w:line="240" w:lineRule="auto"/>
-                        <w:jc w:val="center"/>
-                        <w:rPr>
-                          <w:rFonts w:hint="default"/>
-                          <w:lang w:val="en-US"/>
-                        </w:rPr>
-                      </w:pPr>
-                      <w:r>
-                        <w:rPr>
-                          <w:rFonts w:hint="default"/>
-                          <w:lang w:val="en-US"/>
-                        </w:rPr>
-                        <w:t>{ISSUED_MONTH}</w:t>
-                      </w:r>
-                    </w:p>
-                  </w:txbxContent>
-                </v:textbox>
-              </v:shape>
-            </w:pict>
-          </mc:Fallback>
-        </mc:AlternateContent>
-      </w:r>
       <w:r>
         <w:rPr>
           <w:rFonts w:ascii="Times New Roman" w:hAnsi="Times New Roman" w:cs="Times New Roman"/>
@@ -1687,7 +1582,7 @@
               <wp:anchor distT="0" distB="0" distL="114300" distR="114300" simplePos="0" relativeHeight="251672576" behindDoc="0" locked="0" layoutInCell="1" allowOverlap="1">
                 <wp:simplePos x="0" y="0"/>
                 <wp:positionH relativeFrom="column">
-                  <wp:posOffset>3390900</wp:posOffset>
+                  <wp:posOffset>3105150</wp:posOffset>
                 </wp:positionH>
                 <wp:positionV relativeFrom="paragraph">
                   <wp:posOffset>10795</wp:posOffset>
@@ -1734,14 +1629,15 @@
                           <w:p>
                             <w:pPr>
                               <w:spacing w:after="0" w:line="240" w:lineRule="auto"/>
+                              <w:jc w:val="center"/>
                               <w:rPr>
-                                <w:rFonts w:hint="default"/>
+                                <w:rFonts w:hint="default" w:ascii="Arial" w:hAnsi="Arial" w:cs="Arial"/>
                                 <w:lang w:val="en-US"/>
                               </w:rPr>
                             </w:pPr>
                             <w:r>
                               <w:rPr>
-                                <w:rFonts w:hint="default"/>
+                                <w:rFonts w:hint="default" w:ascii="Arial" w:hAnsi="Arial" w:cs="Arial"/>
                                 <w:lang w:val="en-US"/>
                               </w:rPr>
                               <w:t>{ISSUED_DAY}</w:t>
@@ -1760,7 +1656,7 @@
           </mc:Choice>
           <mc:Fallback>
             <w:pict>
-              <v:shape id="_x0000_s1026" o:spid="_x0000_s1026" o:spt="202" type="#_x0000_t202" style="position:absolute;left:0pt;margin-left:267pt;margin-top:0.85pt;height:21.75pt;width:156pt;z-index:251672576;mso-width-relative:page;mso-height-relative:page;" filled="f" stroked="f" coordsize="21600,21600" o:gfxdata="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">
+              <v:shape id="_x0000_s1026" o:spid="_x0000_s1026" o:spt="202" type="#_x0000_t202" style="position:absolute;left:0pt;margin-left:244.5pt;margin-top:0.85pt;height:21.75pt;width:156pt;z-index:251672576;mso-width-relative:page;mso-height-relative:page;" filled="f" stroked="f" coordsize="21600,21600" o:gfxdata="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">
                 <v:fill on="f" focussize="0,0"/>
                 <v:stroke on="f" weight="0.5pt"/>
                 <v:imagedata o:title=""/>
@@ -1770,17 +1666,135 @@
                     <w:p>
                       <w:pPr>
                         <w:spacing w:after="0" w:line="240" w:lineRule="auto"/>
+                        <w:jc w:val="center"/>
                         <w:rPr>
-                          <w:rFonts w:hint="default"/>
+                          <w:rFonts w:hint="default" w:ascii="Arial" w:hAnsi="Arial" w:cs="Arial"/>
                           <w:lang w:val="en-US"/>
                         </w:rPr>
                       </w:pPr>
                       <w:r>
                         <w:rPr>
-                          <w:rFonts w:hint="default"/>
+                          <w:rFonts w:hint="default" w:ascii="Arial" w:hAnsi="Arial" w:cs="Arial"/>
                           <w:lang w:val="en-US"/>
                         </w:rPr>
                         <w:t>{ISSUED_DAY}</w:t>
+                      </w:r>
+                    </w:p>
+                  </w:txbxContent>
+                </v:textbox>
+              </v:shape>
+            </w:pict>
+          </mc:Fallback>
+        </mc:AlternateContent>
+      </w:r>
+      <w:r>
+        <w:rPr>
+          <w:rFonts w:ascii="Times New Roman" w:hAnsi="Times New Roman" w:cs="Times New Roman"/>
+          <w:sz w:val="24"/>
+          <w:szCs w:val="24"/>
+        </w:rPr>
+        <mc:AlternateContent>
+          <mc:Choice Requires="wps">
+            <w:drawing>
+              <wp:anchor distT="0" distB="0" distL="114300" distR="114300" simplePos="0" relativeHeight="251671552" behindDoc="0" locked="0" layoutInCell="1" allowOverlap="1">
+                <wp:simplePos x="0" y="0"/>
+                <wp:positionH relativeFrom="column">
+                  <wp:posOffset>1171575</wp:posOffset>
+                </wp:positionH>
+                <wp:positionV relativeFrom="paragraph">
+                  <wp:posOffset>1270</wp:posOffset>
+                </wp:positionV>
+                <wp:extent cx="1488440" cy="276225"/>
+                <wp:effectExtent l="0" t="0" r="0" b="0"/>
+                <wp:wrapNone/>
+                <wp:docPr id="15" name="Text Box 15"/>
+                <wp:cNvGraphicFramePr/>
+                <a:graphic xmlns:a="http://schemas.openxmlformats.org/drawingml/2006/main">
+                  <a:graphicData uri="http://schemas.microsoft.com/office/word/2010/wordprocessingShape">
+                    <wps:wsp>
+                      <wps:cNvSpPr txBox="1"/>
+                      <wps:spPr>
+                        <a:xfrm>
+                          <a:off x="0" y="0"/>
+                          <a:ext cx="1488440" cy="276225"/>
+                        </a:xfrm>
+                        <a:prstGeom prst="rect">
+                          <a:avLst/>
+                        </a:prstGeom>
+                        <a:noFill/>
+                        <a:ln w="6350">
+                          <a:noFill/>
+                        </a:ln>
+                        <a:effectLst/>
+                      </wps:spPr>
+                      <wps:style>
+                        <a:lnRef idx="0">
+                          <a:schemeClr val="accent1"/>
+                        </a:lnRef>
+                        <a:fillRef idx="0">
+                          <a:schemeClr val="accent1"/>
+                        </a:fillRef>
+                        <a:effectRef idx="0">
+                          <a:schemeClr val="accent1"/>
+                        </a:effectRef>
+                        <a:fontRef idx="minor">
+                          <a:schemeClr val="dk1"/>
+                        </a:fontRef>
+                      </wps:style>
+                      <wps:txbx>
+                        <w:txbxContent>
+                          <w:p>
+                            <w:pPr>
+                              <w:spacing w:after="0" w:line="240" w:lineRule="auto"/>
+                              <w:jc w:val="center"/>
+                              <w:rPr>
+                                <w:rFonts w:hint="default" w:ascii="Arial" w:hAnsi="Arial" w:cs="Arial"/>
+                                <w:lang w:val="en-US"/>
+                              </w:rPr>
+                            </w:pPr>
+                            <w:r>
+                              <w:rPr>
+                                <w:rFonts w:hint="default" w:ascii="Arial" w:hAnsi="Arial" w:cs="Arial"/>
+                                <w:lang w:val="en-US"/>
+                              </w:rPr>
+                              <w:t>{ISSUED_MONTH}</w:t>
+                            </w:r>
+                          </w:p>
+                        </w:txbxContent>
+                      </wps:txbx>
+                      <wps:bodyPr rot="0" spcFirstLastPara="0" vertOverflow="overflow" horzOverflow="overflow" vert="horz" wrap="square" lIns="91440" tIns="45720" rIns="91440" bIns="45720" numCol="1" spcCol="0" rtlCol="0" fromWordArt="0" anchor="t" anchorCtr="0" forceAA="0" compatLnSpc="1">
+                        <a:noAutofit/>
+                      </wps:bodyPr>
+                    </wps:wsp>
+                  </a:graphicData>
+                </a:graphic>
+              </wp:anchor>
+            </w:drawing>
+          </mc:Choice>
+          <mc:Fallback>
+            <w:pict>
+              <v:shape id="_x0000_s1026" o:spid="_x0000_s1026" o:spt="202" type="#_x0000_t202" style="position:absolute;left:0pt;margin-left:92.25pt;margin-top:0.1pt;height:21.75pt;width:117.2pt;z-index:251671552;mso-width-relative:page;mso-height-relative:page;" filled="f" stroked="f" coordsize="21600,21600" o:gfxdata="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">
+                <v:fill on="f" focussize="0,0"/>
+                <v:stroke on="f" weight="0.5pt"/>
+                <v:imagedata o:title=""/>
+                <o:lock v:ext="edit" aspectratio="f"/>
+                <v:textbox>
+                  <w:txbxContent>
+                    <w:p>
+                      <w:pPr>
+                        <w:spacing w:after="0" w:line="240" w:lineRule="auto"/>
+                        <w:jc w:val="center"/>
+                        <w:rPr>
+                          <w:rFonts w:hint="default" w:ascii="Arial" w:hAnsi="Arial" w:cs="Arial"/>
+                          <w:lang w:val="en-US"/>
+                        </w:rPr>
+                      </w:pPr>
+                      <w:r>
+                        <w:rPr>
+                          <w:rFonts w:hint="default" w:ascii="Arial" w:hAnsi="Arial" w:cs="Arial"/>
+                          <w:lang w:val="en-US"/>
+                        </w:rPr>
+                        <w:t>{ISSUED_MONTH}</w:t>
                       </w:r>
                     </w:p>
                   </w:txbxContent>
@@ -1882,16 +1896,16 @@
                               <w:spacing w:after="0" w:line="240" w:lineRule="auto"/>
                               <w:jc w:val="center"/>
                               <w:rPr>
-                                <w:rFonts w:hint="default"/>
+                                <w:rFonts w:hint="default" w:ascii="Arial" w:hAnsi="Arial" w:cs="Arial"/>
                                 <w:lang w:val="en-US"/>
                               </w:rPr>
                             </w:pPr>
                             <w:r>
                               <w:rPr>
-                                <w:rFonts w:hint="default"/>
+                                <w:rFonts w:hint="default" w:ascii="Arial" w:hAnsi="Arial" w:cs="Arial"/>
                                 <w:lang w:val="en-US"/>
                               </w:rPr>
-                              <w:t>{VALIDITY}</w:t>
+                              <w:t>{DATE_VALIDITY}</w:t>
                             </w:r>
                           </w:p>
                         </w:txbxContent>
@@ -1919,16 +1933,16 @@
                         <w:spacing w:after="0" w:line="240" w:lineRule="auto"/>
                         <w:jc w:val="center"/>
                         <w:rPr>
-                          <w:rFonts w:hint="default"/>
+                          <w:rFonts w:hint="default" w:ascii="Arial" w:hAnsi="Arial" w:cs="Arial"/>
                           <w:lang w:val="en-US"/>
                         </w:rPr>
                       </w:pPr>
                       <w:r>
                         <w:rPr>
-                          <w:rFonts w:hint="default"/>
+                          <w:rFonts w:hint="default" w:ascii="Arial" w:hAnsi="Arial" w:cs="Arial"/>
                           <w:lang w:val="en-US"/>
                         </w:rPr>
-                        <w:t>{VALIDITY}</w:t>
+                        <w:t>{DATE_VALIDITY}</w:t>
                       </w:r>
                     </w:p>
                   </w:txbxContent>
@@ -1999,6 +2013,8 @@
           <w:rFonts w:ascii="Arial" w:hAnsi="Arial" w:cs="Arial"/>
         </w:rPr>
       </w:pPr>
+      <w:bookmarkStart w:id="0" w:name="_GoBack"/>
+      <w:bookmarkEnd w:id="0"/>
       <w:r>
         <w:rPr>
           <w:rFonts w:ascii="Arial" w:hAnsi="Arial" w:cs="Arial"/>
@@ -2371,13 +2387,13 @@
                             <w:pPr>
                               <w:spacing w:after="0" w:line="240" w:lineRule="auto"/>
                               <w:rPr>
-                                <w:rFonts w:hint="default"/>
+                                <w:rFonts w:hint="default" w:ascii="Arial" w:hAnsi="Arial" w:cs="Arial"/>
                                 <w:lang w:val="en-US"/>
                               </w:rPr>
                             </w:pPr>
                             <w:r>
                               <w:rPr>
-                                <w:rFonts w:hint="default"/>
+                                <w:rFonts w:hint="default" w:ascii="Arial" w:hAnsi="Arial" w:cs="Arial"/>
                                 <w:lang w:val="en-US"/>
                               </w:rPr>
                               <w:t>{OR_AMOUNT}</w:t>
@@ -2407,13 +2423,13 @@
                       <w:pPr>
                         <w:spacing w:after="0" w:line="240" w:lineRule="auto"/>
                         <w:rPr>
-                          <w:rFonts w:hint="default"/>
+                          <w:rFonts w:hint="default" w:ascii="Arial" w:hAnsi="Arial" w:cs="Arial"/>
                           <w:lang w:val="en-US"/>
                         </w:rPr>
                       </w:pPr>
                       <w:r>
                         <w:rPr>
-                          <w:rFonts w:hint="default"/>
+                          <w:rFonts w:hint="default" w:ascii="Arial" w:hAnsi="Arial" w:cs="Arial"/>
                           <w:lang w:val="en-US"/>
                         </w:rPr>
                         <w:t>{OR_AMOUNT}</w:t>
@@ -2493,50 +2509,6 @@
       </w:pPr>
       <w:r>
         <w:rPr>
-          <w:rFonts w:ascii="Arial" w:hAnsi="Arial" w:cs="Arial"/>
-        </w:rPr>
-        <w:tab/>
-      </w:r>
-      <w:r>
-        <w:rPr>
-          <w:rFonts w:ascii="Arial" w:hAnsi="Arial" w:cs="Arial"/>
-        </w:rPr>
-        <w:tab/>
-      </w:r>
-      <w:r>
-        <w:rPr>
-          <w:rFonts w:ascii="Arial" w:hAnsi="Arial" w:cs="Arial"/>
-        </w:rPr>
-        <w:tab/>
-      </w:r>
-      <w:r>
-        <w:rPr>
-          <w:rFonts w:ascii="Arial" w:hAnsi="Arial" w:cs="Arial"/>
-        </w:rPr>
-        <w:tab/>
-      </w:r>
-      <w:r>
-        <w:rPr>
-          <w:rFonts w:ascii="Arial" w:hAnsi="Arial" w:cs="Arial"/>
-        </w:rPr>
-        <w:tab/>
-      </w:r>
-      <w:r>
-        <w:rPr>
-          <w:rFonts w:ascii="Arial" w:hAnsi="Arial" w:cs="Arial"/>
-        </w:rPr>
-        <w:t xml:space="preserve"> </w:t>
-      </w:r>
-    </w:p>
-    <w:p>
-      <w:pPr>
-        <w:spacing w:after="0" w:line="240" w:lineRule="auto"/>
-        <w:rPr>
-          <w:rFonts w:ascii="Arial" w:hAnsi="Arial" w:cs="Arial"/>
-        </w:rPr>
-      </w:pPr>
-      <w:r>
-        <w:rPr>
           <w:rFonts w:ascii="Times New Roman" w:hAnsi="Times New Roman" w:cs="Times New Roman"/>
           <w:sz w:val="24"/>
           <w:szCs w:val="24"/>
@@ -2550,7 +2522,7 @@
                   <wp:posOffset>834390</wp:posOffset>
                 </wp:positionH>
                 <wp:positionV relativeFrom="paragraph">
-                  <wp:posOffset>15875</wp:posOffset>
+                  <wp:posOffset>147955</wp:posOffset>
                 </wp:positionV>
                 <wp:extent cx="1367790" cy="276225"/>
                 <wp:effectExtent l="0" t="0" r="0" b="0"/>
@@ -2598,8 +2570,8 @@
                                 <w:rFonts w:hint="default" w:ascii="Arial" w:hAnsi="Arial" w:cs="Arial"/>
                                 <w:bCs/>
                                 <w:caps/>
-                                <w:sz w:val="18"/>
-                                <w:szCs w:val="18"/>
+                                <w:sz w:val="22"/>
+                                <w:szCs w:val="22"/>
                                 <w:lang w:val="en-US"/>
                               </w:rPr>
                             </w:pPr>
@@ -2608,8 +2580,8 @@
                                 <w:rFonts w:hint="default" w:ascii="Arial" w:hAnsi="Arial" w:cs="Arial"/>
                                 <w:bCs/>
                                 <w:caps/>
-                                <w:sz w:val="18"/>
-                                <w:szCs w:val="18"/>
+                                <w:sz w:val="22"/>
+                                <w:szCs w:val="22"/>
                                 <w:lang w:val="en-US"/>
                               </w:rPr>
                               <w:t>{OR_NUMBER}</w:t>
@@ -2618,6 +2590,11 @@
                           <w:p>
                             <w:pPr>
                               <w:spacing w:after="0" w:line="240" w:lineRule="auto"/>
+                              <w:rPr>
+                                <w:rFonts w:hint="default" w:ascii="Arial" w:hAnsi="Arial" w:cs="Arial"/>
+                                <w:sz w:val="22"/>
+                                <w:szCs w:val="22"/>
+                              </w:rPr>
                             </w:pPr>
                           </w:p>
                         </w:txbxContent>
@@ -2633,7 +2610,7 @@
           </mc:Choice>
           <mc:Fallback>
             <w:pict>
-              <v:shape id="_x0000_s1026" o:spid="_x0000_s1026" o:spt="202" type="#_x0000_t202" style="position:absolute;left:0pt;margin-left:65.7pt;margin-top:1.25pt;height:21.75pt;width:107.7pt;z-index:251664384;mso-width-relative:page;mso-height-relative:page;" filled="f" stroked="f" coordsize="21600,21600" o:gfxdata="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">
+              <v:shape id="_x0000_s1026" o:spid="_x0000_s1026" o:spt="202" type="#_x0000_t202" style="position:absolute;left:0pt;margin-left:65.7pt;margin-top:11.65pt;height:21.75pt;width:107.7pt;z-index:251664384;mso-width-relative:page;mso-height-relative:page;" filled="f" stroked="f" coordsize="21600,21600" o:gfxdata="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">
                 <v:fill on="f" focussize="0,0"/>
                 <v:stroke on="f" weight="0.5pt"/>
                 <v:imagedata o:title=""/>
@@ -2647,8 +2624,8 @@
                           <w:rFonts w:hint="default" w:ascii="Arial" w:hAnsi="Arial" w:cs="Arial"/>
                           <w:bCs/>
                           <w:caps/>
-                          <w:sz w:val="18"/>
-                          <w:szCs w:val="18"/>
+                          <w:sz w:val="22"/>
+                          <w:szCs w:val="22"/>
                           <w:lang w:val="en-US"/>
                         </w:rPr>
                       </w:pPr>
@@ -2657,8 +2634,8 @@
                           <w:rFonts w:hint="default" w:ascii="Arial" w:hAnsi="Arial" w:cs="Arial"/>
                           <w:bCs/>
                           <w:caps/>
-                          <w:sz w:val="18"/>
-                          <w:szCs w:val="18"/>
+                          <w:sz w:val="22"/>
+                          <w:szCs w:val="22"/>
                           <w:lang w:val="en-US"/>
                         </w:rPr>
                         <w:t>{OR_NUMBER}</w:t>
@@ -2667,6 +2644,11 @@
                     <w:p>
                       <w:pPr>
                         <w:spacing w:after="0" w:line="240" w:lineRule="auto"/>
+                        <w:rPr>
+                          <w:rFonts w:hint="default" w:ascii="Arial" w:hAnsi="Arial" w:cs="Arial"/>
+                          <w:sz w:val="22"/>
+                          <w:szCs w:val="22"/>
+                        </w:rPr>
                       </w:pPr>
                     </w:p>
                   </w:txbxContent>
@@ -2693,6 +2675,24 @@
           <w:rFonts w:ascii="Arial" w:hAnsi="Arial" w:cs="Arial"/>
         </w:rPr>
         <w:tab/>
+      </w:r>
+      <w:r>
+        <w:rPr>
+          <w:rFonts w:ascii="Arial" w:hAnsi="Arial" w:cs="Arial"/>
+        </w:rPr>
+        <w:tab/>
+      </w:r>
+      <w:r>
+        <w:rPr>
+          <w:rFonts w:ascii="Arial" w:hAnsi="Arial" w:cs="Arial"/>
+        </w:rPr>
+        <w:tab/>
+      </w:r>
+      <w:r>
+        <w:rPr>
+          <w:rFonts w:ascii="Arial" w:hAnsi="Arial" w:cs="Arial"/>
+        </w:rPr>
+        <w:t xml:space="preserve"> </w:t>
       </w:r>
     </w:p>
     <w:p>
@@ -2717,7 +2717,7 @@
                   <wp:posOffset>262890</wp:posOffset>
                 </wp:positionH>
                 <wp:positionV relativeFrom="paragraph">
-                  <wp:posOffset>7620</wp:posOffset>
+                  <wp:posOffset>158750</wp:posOffset>
                 </wp:positionV>
                 <wp:extent cx="1367790" cy="276225"/>
                 <wp:effectExtent l="0" t="0" r="0" b="0"/>
@@ -2762,13 +2762,13 @@
                             <w:pPr>
                               <w:spacing w:after="0" w:line="240" w:lineRule="auto"/>
                               <w:rPr>
-                                <w:rFonts w:hint="default"/>
+                                <w:rFonts w:hint="default" w:ascii="Arial" w:hAnsi="Arial" w:cs="Arial"/>
                                 <w:lang w:val="en-US"/>
                               </w:rPr>
                             </w:pPr>
                             <w:r>
                               <w:rPr>
-                                <w:rFonts w:hint="default"/>
+                                <w:rFonts w:hint="default" w:ascii="Arial" w:hAnsi="Arial" w:cs="Arial"/>
                                 <w:lang w:val="en-US"/>
                               </w:rPr>
                               <w:t>{OR_DATE}</w:t>
@@ -2787,7 +2787,7 @@
           </mc:Choice>
           <mc:Fallback>
             <w:pict>
-              <v:shape id="_x0000_s1026" o:spid="_x0000_s1026" o:spt="202" type="#_x0000_t202" style="position:absolute;left:0pt;margin-left:20.7pt;margin-top:0.6pt;height:21.75pt;width:107.7pt;z-index:251665408;mso-width-relative:page;mso-height-relative:page;" filled="f" stroked="f" coordsize="21600,21600" o:gfxdata="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">
+              <v:shape id="_x0000_s1026" o:spid="_x0000_s1026" o:spt="202" type="#_x0000_t202" style="position:absolute;left:0pt;margin-left:20.7pt;margin-top:12.5pt;height:21.75pt;width:107.7pt;z-index:251665408;mso-width-relative:page;mso-height-relative:page;" filled="f" stroked="f" coordsize="21600,21600" o:gfxdata="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">
                 <v:fill on="f" focussize="0,0"/>
                 <v:stroke on="f" weight="0.5pt"/>
                 <v:imagedata o:title=""/>
@@ -2798,13 +2798,13 @@
                       <w:pPr>
                         <w:spacing w:after="0" w:line="240" w:lineRule="auto"/>
                         <w:rPr>
-                          <w:rFonts w:hint="default"/>
+                          <w:rFonts w:hint="default" w:ascii="Arial" w:hAnsi="Arial" w:cs="Arial"/>
                           <w:lang w:val="en-US"/>
                         </w:rPr>
                       </w:pPr>
                       <w:r>
                         <w:rPr>
-                          <w:rFonts w:hint="default"/>
+                          <w:rFonts w:hint="default" w:ascii="Arial" w:hAnsi="Arial" w:cs="Arial"/>
                           <w:lang w:val="en-US"/>
                         </w:rPr>
                         <w:t>{OR_DATE}</w:t>
@@ -2817,6 +2817,32 @@
           </mc:Fallback>
         </mc:AlternateContent>
       </w:r>
+      <w:r>
+        <w:rPr>
+          <w:rFonts w:ascii="Arial" w:hAnsi="Arial" w:cs="Arial"/>
+        </w:rPr>
+        <w:tab/>
+      </w:r>
+      <w:r>
+        <w:rPr>
+          <w:rFonts w:ascii="Arial" w:hAnsi="Arial" w:cs="Arial"/>
+        </w:rPr>
+        <w:tab/>
+      </w:r>
+      <w:r>
+        <w:rPr>
+          <w:rFonts w:ascii="Arial" w:hAnsi="Arial" w:cs="Arial"/>
+        </w:rPr>
+        <w:tab/>
+      </w:r>
+    </w:p>
+    <w:p>
+      <w:pPr>
+        <w:spacing w:after="0" w:line="240" w:lineRule="auto"/>
+        <w:rPr>
+          <w:rFonts w:ascii="Arial" w:hAnsi="Arial" w:cs="Arial"/>
+        </w:rPr>
+      </w:pPr>
       <w:r>
         <w:rPr>
           <w:rFonts w:ascii="Times New Roman" w:hAnsi="Times New Roman" w:cs="Times New Roman"/>
@@ -2877,14 +2903,14 @@
                             <w:pPr>
                               <w:jc w:val="center"/>
                               <w:rPr>
-                                <w:rFonts w:hint="default"/>
+                                <w:rFonts w:hint="default" w:ascii="Arial" w:hAnsi="Arial" w:cs="Arial"/>
                                 <w:b/>
                                 <w:lang w:val="en-US"/>
                               </w:rPr>
                             </w:pPr>
                             <w:r>
                               <w:rPr>
-                                <w:rFonts w:hint="default"/>
+                                <w:rFonts w:hint="default" w:ascii="Arial" w:hAnsi="Arial" w:cs="Arial"/>
                                 <w:b/>
                                 <w:lang w:val="en-US"/>
                               </w:rPr>
@@ -2921,14 +2947,14 @@
                       <w:pPr>
                         <w:jc w:val="center"/>
                         <w:rPr>
-                          <w:rFonts w:hint="default"/>
+                          <w:rFonts w:hint="default" w:ascii="Arial" w:hAnsi="Arial" w:cs="Arial"/>
                           <w:b/>
                           <w:lang w:val="en-US"/>
                         </w:rPr>
                       </w:pPr>
                       <w:r>
                         <w:rPr>
-                          <w:rFonts w:hint="default"/>
+                          <w:rFonts w:hint="default" w:ascii="Arial" w:hAnsi="Arial" w:cs="Arial"/>
                           <w:b/>
                           <w:lang w:val="en-US"/>
                         </w:rPr>
@@ -4028,7 +4054,7 @@
     <w:lsdException w:uiPriority="99" w:name="Table Web 1"/>
     <w:lsdException w:uiPriority="99" w:name="Table Web 2"/>
     <w:lsdException w:uiPriority="99" w:name="Table Web 3"/>
-    <w:lsdException w:uiPriority="99" w:name="Balloon Text"/>
+    <w:lsdException w:qFormat="1" w:uiPriority="99" w:name="Balloon Text"/>
     <w:lsdException w:unhideWhenUsed="0" w:uiPriority="59" w:semiHidden="0" w:name="Table Grid"/>
     <w:lsdException w:uiPriority="99" w:name="Table Theme"/>
     <w:lsdException w:qFormat="1" w:unhideWhenUsed="0" w:uiPriority="99" w:name="Placeholder Text"/>
@@ -4174,6 +4200,7 @@
     <w:link w:val="5"/>
     <w:semiHidden/>
     <w:unhideWhenUsed/>
+    <w:qFormat/>
     <w:uiPriority w:val="99"/>
     <w:pPr>
       <w:spacing w:after="0" w:line="240" w:lineRule="auto"/>
@@ -4189,6 +4216,7 @@
     <w:basedOn w:val="2"/>
     <w:link w:val="4"/>
     <w:semiHidden/>
+    <w:qFormat/>
     <w:uiPriority w:val="99"/>
     <w:rPr>
       <w:rFonts w:ascii="Tahoma" w:hAnsi="Tahoma" w:cs="Tahoma"/>
